--- a/media/R2601/output_dir/测试内容充分性及测试方法有效性分析.docx
+++ b/media/R2601/output_dir/测试内容充分性及测试方法有效性分析.docx
@@ -17,7 +17,7 @@
         <w:rPr>
           <w:rFonts w:hint="eastAsia"/>
         </w:rPr>
-        <w:t xml:space="preserve">11</w:t>
+        <w:t xml:space="preserve">5</w:t>
       </w:r>
       <w:r>
         <w:rPr>
@@ -35,7 +35,7 @@
         <w:t>软件测试共</w:t>
       </w:r>
       <w:r>
-        <w:t xml:space="preserve">5</w:t>
+        <w:t xml:space="preserve">4</w:t>
       </w:r>
       <w:r>
         <w:t>种测试类型，</w:t>
@@ -50,7 +50,7 @@
         <w:rPr>
           <w:rFonts w:hint="eastAsia"/>
         </w:rPr>
-        <w:t xml:space="preserve">静态分析1项、代码审查1项、文档审查1项、人机交互界面测试5项、功能测试3项</w:t>
+        <w:t xml:space="preserve">静态分析1项、代码审查1项、文档审查1项、功能测试2项</w:t>
       </w:r>
       <w:r>
         <w:t>。</w:t>

--- a/media/R2601/output_dir/测试内容充分性及测试方法有效性分析.docx
+++ b/media/R2601/output_dir/测试内容充分性及测试方法有效性分析.docx
@@ -17,7 +17,7 @@
         <w:rPr>
           <w:rFonts w:hint="eastAsia"/>
         </w:rPr>
-        <w:t xml:space="preserve">5</w:t>
+        <w:t xml:space="preserve">6</w:t>
       </w:r>
       <w:r>
         <w:rPr>
@@ -35,7 +35,7 @@
         <w:t>软件测试共</w:t>
       </w:r>
       <w:r>
-        <w:t xml:space="preserve">4</w:t>
+        <w:t xml:space="preserve">5</w:t>
       </w:r>
       <w:r>
         <w:t>种测试类型，</w:t>
@@ -50,7 +50,7 @@
         <w:rPr>
           <w:rFonts w:hint="eastAsia"/>
         </w:rPr>
-        <w:t xml:space="preserve">静态分析1项、代码审查1项、文档审查1项、功能测试2项</w:t>
+        <w:t xml:space="preserve">静态分析1项、代码审查1项、文档审查1项、功能测试2项、接口测试1项</w:t>
       </w:r>
       <w:r>
         <w:t>。</w:t>
